--- a/lab1/Лаб4_IП94_Рекечинський.docx
+++ b/lab1/Лаб4_IП94_Рекечинський.docx
@@ -436,25 +436,7 @@
       <w:pPr>
         <w:spacing w:after="160" w:before="0" w:line="259" w:lineRule="auto"/>
         <w:ind w:left="0" w:right="0" w:firstLine="0"/>
-        <w:jc w:val="center"/>
-        <w:rPr>
-          <w:rFonts w:ascii="Times New Roman" w:cs="Times New Roman" w:eastAsia="Times New Roman" w:hAnsi="Times New Roman"/>
-          <w:color w:val="000000"/>
-          <w:sz w:val="28"/>
-          <w:szCs w:val="28"/>
-        </w:rPr>
-      </w:pPr>
-      <w:r>
-        <w:rPr>
-          <w:rtl w:val="0"/>
-        </w:rPr>
-      </w:r>
-    </w:p>
-    <w:p>
-      <w:pPr>
-        <w:spacing w:after="160" w:before="0" w:line="259" w:lineRule="auto"/>
-        <w:ind w:left="0" w:right="0" w:firstLine="0"/>
-        <w:jc w:val="center"/>
+        <w:jc w:val="left"/>
         <w:rPr>
           <w:rFonts w:ascii="Times New Roman" w:cs="Times New Roman" w:eastAsia="Times New Roman" w:hAnsi="Times New Roman"/>
           <w:color w:val="000000"/>
@@ -12759,12 +12741,12 @@
           <wp:inline distB="114300" distT="114300" distL="114300" distR="114300">
             <wp:extent cx="5943600" cy="3365500"/>
             <wp:effectExtent b="0" l="0" r="0" t="0"/>
-            <wp:docPr id="5" name="image2.png"/>
+            <wp:docPr id="5" name="image5.png"/>
             <a:graphic>
               <a:graphicData uri="http://schemas.openxmlformats.org/drawingml/2006/picture">
                 <pic:pic>
                   <pic:nvPicPr>
-                    <pic:cNvPr id="0" name="image2.png"/>
+                    <pic:cNvPr id="0" name="image5.png"/>
                     <pic:cNvPicPr preferRelativeResize="0"/>
                   </pic:nvPicPr>
                   <pic:blipFill>
@@ -12799,12 +12781,12 @@
           <wp:inline distB="114300" distT="114300" distL="114300" distR="114300">
             <wp:extent cx="5943600" cy="2997200"/>
             <wp:effectExtent b="0" l="0" r="0" t="0"/>
-            <wp:docPr id="2" name="image5.png"/>
+            <wp:docPr id="2" name="image2.png"/>
             <a:graphic>
               <a:graphicData uri="http://schemas.openxmlformats.org/drawingml/2006/picture">
                 <pic:pic>
                   <pic:nvPicPr>
-                    <pic:cNvPr id="0" name="image5.png"/>
+                    <pic:cNvPr id="0" name="image2.png"/>
                     <pic:cNvPicPr preferRelativeResize="0"/>
                   </pic:nvPicPr>
                   <pic:blipFill>
@@ -12839,12 +12821,12 @@
           <wp:inline distB="114300" distT="114300" distL="114300" distR="114300">
             <wp:extent cx="5943600" cy="3111500"/>
             <wp:effectExtent b="0" l="0" r="0" t="0"/>
-            <wp:docPr id="4" name="image4.png"/>
+            <wp:docPr id="4" name="image3.png"/>
             <a:graphic>
               <a:graphicData uri="http://schemas.openxmlformats.org/drawingml/2006/picture">
                 <pic:pic>
                   <pic:nvPicPr>
-                    <pic:cNvPr id="0" name="image4.png"/>
+                    <pic:cNvPr id="0" name="image3.png"/>
                     <pic:cNvPicPr preferRelativeResize="0"/>
                   </pic:nvPicPr>
                   <pic:blipFill>
@@ -12879,12 +12861,12 @@
           <wp:inline distB="114300" distT="114300" distL="114300" distR="114300">
             <wp:extent cx="5943600" cy="3390900"/>
             <wp:effectExtent b="0" l="0" r="0" t="0"/>
-            <wp:docPr id="3" name="image1.png"/>
+            <wp:docPr id="3" name="image6.png"/>
             <a:graphic>
               <a:graphicData uri="http://schemas.openxmlformats.org/drawingml/2006/picture">
                 <pic:pic>
                   <pic:nvPicPr>
-                    <pic:cNvPr id="0" name="image1.png"/>
+                    <pic:cNvPr id="0" name="image6.png"/>
                     <pic:cNvPicPr preferRelativeResize="0"/>
                   </pic:nvPicPr>
                   <pic:blipFill>
@@ -12919,12 +12901,12 @@
           <wp:inline distB="114300" distT="114300" distL="114300" distR="114300">
             <wp:extent cx="5943600" cy="3467100"/>
             <wp:effectExtent b="0" l="0" r="0" t="0"/>
-            <wp:docPr id="6" name="image6.png"/>
+            <wp:docPr id="6" name="image4.png"/>
             <a:graphic>
               <a:graphicData uri="http://schemas.openxmlformats.org/drawingml/2006/picture">
                 <pic:pic>
                   <pic:nvPicPr>
-                    <pic:cNvPr id="0" name="image6.png"/>
+                    <pic:cNvPr id="0" name="image4.png"/>
                     <pic:cNvPicPr preferRelativeResize="0"/>
                   </pic:nvPicPr>
                   <pic:blipFill>
@@ -12959,12 +12941,12 @@
           <wp:inline distB="114300" distT="114300" distL="114300" distR="114300">
             <wp:extent cx="5943600" cy="4165600"/>
             <wp:effectExtent b="0" l="0" r="0" t="0"/>
-            <wp:docPr id="1" name="image3.png"/>
+            <wp:docPr id="1" name="image1.png"/>
             <a:graphic>
               <a:graphicData uri="http://schemas.openxmlformats.org/drawingml/2006/picture">
                 <pic:pic>
                   <pic:nvPicPr>
-                    <pic:cNvPr id="0" name="image3.png"/>
+                    <pic:cNvPr id="0" name="image1.png"/>
                     <pic:cNvPicPr preferRelativeResize="0"/>
                   </pic:nvPicPr>
                   <pic:blipFill>
